--- a/Entrega_Fase3_Grupo14/2_Manuales_Usuario/MU-05_Compra_en_linea_y_portal_PLANTILLA.docx
+++ b/Entrega_Fase3_Grupo14/2_Manuales_Usuario/MU-05_Compra_en_linea_y_portal_PLANTILLA.docx
@@ -1097,7 +1097,7 @@
         </w:trPr>
         <w:tc>
           <w:tcPr>
-            <w:tcW w:type="dxa" w:w="3549"/>
+            <w:tcW w:type="dxa" w:w="3628"/>
           </w:tcPr>
           <w:p>
             <w:pPr>
@@ -1116,7 +1116,7 @@
         </w:tc>
         <w:tc>
           <w:tcPr>
-            <w:tcW w:type="dxa" w:w="2761"/>
+            <w:tcW w:type="dxa" w:w="2721"/>
           </w:tcPr>
           <w:p>
             <w:pPr>
@@ -1135,7 +1135,7 @@
         </w:tc>
         <w:tc>
           <w:tcPr>
-            <w:tcW w:type="dxa" w:w="2761"/>
+            <w:tcW w:type="dxa" w:w="2721"/>
           </w:tcPr>
           <w:p>
             <w:pPr>
@@ -1159,7 +1159,7 @@
         </w:trPr>
         <w:tc>
           <w:tcPr>
-            <w:tcW w:type="dxa" w:w="3549"/>
+            <w:tcW w:type="dxa" w:w="3628"/>
           </w:tcPr>
           <w:p>
             <w:pPr>
@@ -1176,7 +1176,7 @@
         </w:tc>
         <w:tc>
           <w:tcPr>
-            <w:tcW w:type="dxa" w:w="2761"/>
+            <w:tcW w:type="dxa" w:w="2721"/>
           </w:tcPr>
           <w:p>
             <w:pPr>
@@ -1193,7 +1193,7 @@
         </w:tc>
         <w:tc>
           <w:tcPr>
-            <w:tcW w:type="dxa" w:w="2761"/>
+            <w:tcW w:type="dxa" w:w="2721"/>
           </w:tcPr>
           <w:p>
             <w:pPr>
@@ -1215,7 +1215,7 @@
         </w:trPr>
         <w:tc>
           <w:tcPr>
-            <w:tcW w:type="dxa" w:w="3549"/>
+            <w:tcW w:type="dxa" w:w="3628"/>
           </w:tcPr>
           <w:p>
             <w:pPr>
@@ -1232,7 +1232,7 @@
         </w:tc>
         <w:tc>
           <w:tcPr>
-            <w:tcW w:type="dxa" w:w="2761"/>
+            <w:tcW w:type="dxa" w:w="2721"/>
           </w:tcPr>
           <w:p>
             <w:pPr>
@@ -1249,7 +1249,7 @@
         </w:tc>
         <w:tc>
           <w:tcPr>
-            <w:tcW w:type="dxa" w:w="2761"/>
+            <w:tcW w:type="dxa" w:w="2721"/>
           </w:tcPr>
           <w:p>
             <w:pPr>
@@ -1463,7 +1463,7 @@
         </w:trPr>
         <w:tc>
           <w:tcPr>
-            <w:tcW w:type="dxa" w:w="3549"/>
+            <w:tcW w:type="dxa" w:w="3628"/>
           </w:tcPr>
           <w:p>
             <w:pPr>
@@ -1482,7 +1482,7 @@
         </w:tc>
         <w:tc>
           <w:tcPr>
-            <w:tcW w:type="dxa" w:w="2761"/>
+            <w:tcW w:type="dxa" w:w="2721"/>
           </w:tcPr>
           <w:p>
             <w:pPr>
@@ -1501,7 +1501,7 @@
         </w:tc>
         <w:tc>
           <w:tcPr>
-            <w:tcW w:type="dxa" w:w="2761"/>
+            <w:tcW w:type="dxa" w:w="2721"/>
           </w:tcPr>
           <w:p>
             <w:pPr>
@@ -1525,7 +1525,7 @@
         </w:trPr>
         <w:tc>
           <w:tcPr>
-            <w:tcW w:type="dxa" w:w="3549"/>
+            <w:tcW w:type="dxa" w:w="3628"/>
           </w:tcPr>
           <w:p>
             <w:pPr>
@@ -1542,7 +1542,7 @@
         </w:tc>
         <w:tc>
           <w:tcPr>
-            <w:tcW w:type="dxa" w:w="2761"/>
+            <w:tcW w:type="dxa" w:w="2721"/>
           </w:tcPr>
           <w:p>
             <w:pPr>
@@ -1559,7 +1559,7 @@
         </w:tc>
         <w:tc>
           <w:tcPr>
-            <w:tcW w:type="dxa" w:w="2761"/>
+            <w:tcW w:type="dxa" w:w="2721"/>
           </w:tcPr>
           <w:p>
             <w:pPr>
@@ -1581,7 +1581,7 @@
         </w:trPr>
         <w:tc>
           <w:tcPr>
-            <w:tcW w:type="dxa" w:w="3549"/>
+            <w:tcW w:type="dxa" w:w="3628"/>
           </w:tcPr>
           <w:p>
             <w:pPr>
@@ -1598,7 +1598,7 @@
         </w:tc>
         <w:tc>
           <w:tcPr>
-            <w:tcW w:type="dxa" w:w="2761"/>
+            <w:tcW w:type="dxa" w:w="2721"/>
           </w:tcPr>
           <w:p>
             <w:pPr>
@@ -1615,7 +1615,7 @@
         </w:tc>
         <w:tc>
           <w:tcPr>
-            <w:tcW w:type="dxa" w:w="2761"/>
+            <w:tcW w:type="dxa" w:w="2721"/>
           </w:tcPr>
           <w:p>
             <w:pPr>
@@ -1829,7 +1829,7 @@
         </w:trPr>
         <w:tc>
           <w:tcPr>
-            <w:tcW w:type="dxa" w:w="3549"/>
+            <w:tcW w:type="dxa" w:w="3628"/>
           </w:tcPr>
           <w:p>
             <w:pPr>
@@ -1848,7 +1848,7 @@
         </w:tc>
         <w:tc>
           <w:tcPr>
-            <w:tcW w:type="dxa" w:w="2761"/>
+            <w:tcW w:type="dxa" w:w="2721"/>
           </w:tcPr>
           <w:p>
             <w:pPr>
@@ -1867,7 +1867,7 @@
         </w:tc>
         <w:tc>
           <w:tcPr>
-            <w:tcW w:type="dxa" w:w="2761"/>
+            <w:tcW w:type="dxa" w:w="2721"/>
           </w:tcPr>
           <w:p>
             <w:pPr>
@@ -1891,7 +1891,7 @@
         </w:trPr>
         <w:tc>
           <w:tcPr>
-            <w:tcW w:type="dxa" w:w="3549"/>
+            <w:tcW w:type="dxa" w:w="3628"/>
           </w:tcPr>
           <w:p>
             <w:pPr>
@@ -1908,7 +1908,7 @@
         </w:tc>
         <w:tc>
           <w:tcPr>
-            <w:tcW w:type="dxa" w:w="2761"/>
+            <w:tcW w:type="dxa" w:w="2721"/>
           </w:tcPr>
           <w:p>
             <w:pPr>
@@ -1925,7 +1925,7 @@
         </w:tc>
         <w:tc>
           <w:tcPr>
-            <w:tcW w:type="dxa" w:w="2761"/>
+            <w:tcW w:type="dxa" w:w="2721"/>
           </w:tcPr>
           <w:p>
             <w:pPr>
@@ -1947,7 +1947,7 @@
         </w:trPr>
         <w:tc>
           <w:tcPr>
-            <w:tcW w:type="dxa" w:w="3549"/>
+            <w:tcW w:type="dxa" w:w="3628"/>
           </w:tcPr>
           <w:p>
             <w:pPr>
@@ -1964,7 +1964,7 @@
         </w:tc>
         <w:tc>
           <w:tcPr>
-            <w:tcW w:type="dxa" w:w="2761"/>
+            <w:tcW w:type="dxa" w:w="2721"/>
           </w:tcPr>
           <w:p>
             <w:pPr>
@@ -1981,7 +1981,7 @@
         </w:tc>
         <w:tc>
           <w:tcPr>
-            <w:tcW w:type="dxa" w:w="2761"/>
+            <w:tcW w:type="dxa" w:w="2721"/>
           </w:tcPr>
           <w:p>
             <w:pPr>
